--- a/DAI_Revision_2026/deliverables/Supplementary_Material_DAI_MajorRevision_v13.docx
+++ b/DAI_Revision_2026/deliverables/Supplementary_Material_DAI_MajorRevision_v13.docx
@@ -6125,7 +6125,7 @@
           </w:tcPr>
           <w:p>
             <w:r>
-              <w:t>Thompson 2017 (PMID 29050771)</w:t>
+              <w:t>Thompson 2017 (Tuberculosis 107:48-58)</w:t>
             </w:r>
           </w:p>
         </w:tc>
@@ -6145,7 +6145,7 @@
           </w:tcPr>
           <w:p>
             <w:r>
-              <w:t xml:space="preserve">~70 / ~ </w:t>
+              <w:t>~70</w:t>
             </w:r>
           </w:p>
         </w:tc>
@@ -6187,7 +6187,7 @@
           </w:tcPr>
           <w:p>
             <w:r>
-              <w:t>Vianello/TANDEM 2022 (PMID 35precip; GSE193979)</w:t>
+              <w:t>van Doorn/TANDEM 2022 (EBioMedicine 82:104173; GSE193979)</w:t>
             </w:r>
           </w:p>
         </w:tc>
@@ -6249,7 +6249,7 @@
           </w:tcPr>
           <w:p>
             <w:r>
-              <w:t>RePORT-Brazil 2025 (PMID 41282706)</w:t>
+              <w:t>Mendelsohn/RePORT-Brazil 2025 (medRxiv; PMID 41282706)</w:t>
             </w:r>
           </w:p>
         </w:tc>
